--- a/00-首页/题组Word/习题书/第二篇-结构化学/第二篇-结构化学-99-综合题-教师版.docx
+++ b/00-首页/题组Word/习题书/第二篇-结构化学/第二篇-结构化学-99-综合题-教师版.docx
@@ -18449,6 +18449,195 @@
           <w:rFonts w:hint="eastAsia" w:ascii="Times New Roman" w:hAnsi="Times New Roman" w:eastAsia="FangSong" w:cs="Times New Roman"/>
         </w:rPr>
         <w:t xml:space="preserve">查看答案</w:t>
+      </w:r>
+    </w:p>
+    <w:p>
+      <w:pPr>
+        <w:pStyle w:val="BlockText"/>
+      </w:pPr>
+      <w:r>
+        <w:rPr>
+          <w:rFonts w:hint="eastAsia" w:ascii="Times New Roman" w:hAnsi="Times New Roman" w:eastAsia="FangSong" w:cs="Times New Roman"/>
+          <w:b/>
+          <w:bCs/>
+        </w:rPr>
+        <w:t xml:space="preserve">校勘注</w:t>
+      </w:r>
+      <w:r>
+        <w:rPr>
+          <w:rFonts w:hint="eastAsia" w:ascii="Times New Roman" w:hAnsi="Times New Roman" w:eastAsia="Times New Roman" w:cs="Times New Roman"/>
+        </w:rPr>
+        <w:t>：</w:t>
+      </w:r>
+      <w:r>
+        <w:rPr>
+          <w:rFonts w:hint="eastAsia" w:ascii="Times New Roman" w:hAnsi="Times New Roman" w:eastAsia="FangSong" w:cs="Times New Roman"/>
+        </w:rPr>
+        <w:t>答案区</w:t>
+      </w:r>
+      <w:r>
+        <w:rPr>
+          <w:rFonts w:ascii="Times New Roman" w:hAnsi="Times New Roman" w:eastAsia="Times New Roman" w:cs="Times New Roman"/>
+        </w:rPr>
+        <w:t xml:space="preserve"> (2) </w:t>
+      </w:r>
+      <w:r>
+        <w:rPr>
+          <w:rFonts w:hint="eastAsia" w:ascii="Times New Roman" w:hAnsi="Times New Roman" w:eastAsia="FangSong" w:cs="Times New Roman"/>
+        </w:rPr>
+        <w:t xml:space="preserve">与</w:t>
+      </w:r>
+      <w:r>
+        <w:rPr>
+          <w:rFonts w:ascii="Times New Roman" w:hAnsi="Times New Roman" w:eastAsia="Times New Roman" w:cs="Times New Roman"/>
+        </w:rPr>
+        <w:t xml:space="preserve"> (4) </w:t>
+      </w:r>
+      <w:r>
+        <w:rPr>
+          <w:rFonts w:hint="eastAsia" w:ascii="Times New Roman" w:hAnsi="Times New Roman" w:eastAsia="FangSong" w:cs="Times New Roman"/>
+        </w:rPr>
+        <w:t xml:space="preserve">之间的结构式图片</w:t>
+      </w:r>
+      <w:r>
+        <w:rPr>
+          <w:rFonts w:ascii="Times New Roman" w:hAnsi="Times New Roman" w:eastAsia="Times New Roman" w:cs="Times New Roman"/>
+        </w:rPr>
+        <w:t xml:space="preserve"> </w:t>
+      </w:r>
+      <w:r>
+        <w:rPr>
+          <w:rFonts w:hint="eastAsia" w:ascii="Times New Roman" w:hAnsi="Times New Roman" w:eastAsia="Times New Roman" w:cs="Times New Roman"/>
+        </w:rPr>
+        <w:t>d4a96deb（N</w:t>
+      </w:r>
+      <w:r>
+        <w:rPr>
+          <w:rFonts w:hint="eastAsia" w:ascii="Times New Roman" w:hAnsi="Times New Roman" w:eastAsia="Times New Roman" w:cs="Times New Roman"/>
+          <w:vertAlign w:val="subscript"/>
+        </w:rPr>
+        <w:t>2</w:t>
+      </w:r>
+      <w:r>
+        <w:rPr>
+          <w:rFonts w:hint="eastAsia" w:ascii="Times New Roman" w:hAnsi="Times New Roman" w:eastAsia="Times New Roman" w:cs="Times New Roman"/>
+        </w:rPr>
+        <w:t>O</w:t>
+      </w:r>
+      <w:r>
+        <w:rPr>
+          <w:rFonts w:hint="eastAsia" w:ascii="Times New Roman" w:hAnsi="Times New Roman" w:eastAsia="Times New Roman" w:cs="Times New Roman"/>
+          <w:vertAlign w:val="subscript"/>
+        </w:rPr>
+        <w:t>4</w:t>
+      </w:r>
+      <w:r>
+        <w:rPr>
+          <w:rFonts w:ascii="Times New Roman" w:hAnsi="Times New Roman" w:eastAsia="Times New Roman" w:cs="Times New Roman"/>
+        </w:rPr>
+        <w:t xml:space="preserve"> Lewis </w:t>
+      </w:r>
+      <w:r>
+        <w:rPr>
+          <w:rFonts w:hint="eastAsia" w:ascii="Times New Roman" w:hAnsi="Times New Roman" w:eastAsia="FangSong" w:cs="Times New Roman"/>
+        </w:rPr>
+        <w:t>结构式</w:t>
+      </w:r>
+      <w:r>
+        <w:rPr>
+          <w:rFonts w:hint="eastAsia" w:ascii="Times New Roman" w:hAnsi="Times New Roman" w:eastAsia="Times New Roman" w:cs="Times New Roman"/>
+        </w:rPr>
+        <w:t>，N</w:t>
+      </w:r>
+      <w:r>
+        <w:rPr>
+          <w:rFonts w:ascii="Times New Roman" w:hAnsi="Times New Roman" w:eastAsia="Times New Roman" w:cs="Times New Roman"/>
+        </w:rPr>
+        <w:t xml:space="preserve"> </w:t>
+      </w:r>
+      <w:r>
+        <w:rPr>
+          <w:rFonts w:hint="eastAsia" w:ascii="Times New Roman" w:hAnsi="Times New Roman" w:eastAsia="FangSong" w:cs="Times New Roman"/>
+        </w:rPr>
+        <w:t xml:space="preserve">上</w:t>
+      </w:r>
+      <w:r>
+        <w:rPr>
+          <w:rFonts w:ascii="Times New Roman" w:hAnsi="Times New Roman" w:eastAsia="Times New Roman" w:cs="Times New Roman"/>
+        </w:rPr>
+        <w:t xml:space="preserve"> </w:t>
+      </w:r>
+      <w:r>
+        <w:rPr>
+          <w:rFonts w:hint="eastAsia" w:ascii="Times New Roman" w:hAnsi="Times New Roman" w:eastAsia="Times New Roman" w:cs="Times New Roman"/>
+        </w:rPr>
+        <w:t>+、</w:t>
+      </w:r>
+      <w:r>
+        <w:rPr>
+          <w:rFonts w:hint="eastAsia" w:ascii="Times New Roman" w:hAnsi="Times New Roman" w:eastAsia="FangSong" w:cs="Times New Roman"/>
+        </w:rPr>
+        <w:t>两个单键</w:t>
+      </w:r>
+      <w:r>
+        <w:rPr>
+          <w:rFonts w:ascii="Times New Roman" w:hAnsi="Times New Roman" w:eastAsia="Times New Roman" w:cs="Times New Roman"/>
+        </w:rPr>
+        <w:t xml:space="preserve"> O </w:t>
+      </w:r>
+      <w:r>
+        <w:rPr>
+          <w:rFonts w:hint="eastAsia" w:ascii="Times New Roman" w:hAnsi="Times New Roman" w:eastAsia="FangSong" w:cs="Times New Roman"/>
+        </w:rPr>
+        <w:t xml:space="preserve">上</w:t>
+      </w:r>
+      <w:r>
+        <w:rPr>
+          <w:rFonts w:ascii="Times New Roman" w:hAnsi="Times New Roman" w:eastAsia="Times New Roman" w:cs="Times New Roman"/>
+        </w:rPr>
+        <w:t xml:space="preserve"> </w:t>
+      </w:r>
+      <w:r>
+        <w:rPr>
+          <w:rFonts w:hint="eastAsia" w:ascii="Times New Roman" w:hAnsi="Times New Roman" w:eastAsia="Times New Roman" w:cs="Times New Roman"/>
+        </w:rPr>
+        <w:t>−，</w:t>
+      </w:r>
+      <w:r>
+        <w:rPr>
+          <w:rFonts w:hint="eastAsia" w:ascii="Times New Roman" w:hAnsi="Times New Roman" w:eastAsia="FangSong" w:cs="Times New Roman"/>
+        </w:rPr>
+        <w:t>视觉核验</w:t>
+      </w:r>
+      <w:r>
+        <w:rPr>
+          <w:rFonts w:hint="eastAsia" w:ascii="Times New Roman" w:hAnsi="Times New Roman" w:eastAsia="Times New Roman" w:cs="Times New Roman"/>
+        </w:rPr>
+        <w:t>）</w:t>
+      </w:r>
+      <w:r>
+        <w:rPr>
+          <w:rFonts w:hint="eastAsia" w:ascii="Times New Roman" w:hAnsi="Times New Roman" w:eastAsia="FangSong" w:cs="Times New Roman"/>
+        </w:rPr>
+        <w:t>即为</w:t>
+      </w:r>
+      <w:r>
+        <w:rPr>
+          <w:rFonts w:ascii="Times New Roman" w:hAnsi="Times New Roman" w:eastAsia="Times New Roman" w:cs="Times New Roman"/>
+        </w:rPr>
+        <w:t xml:space="preserve"> (3) </w:t>
+      </w:r>
+      <w:r>
+        <w:rPr>
+          <w:rFonts w:hint="eastAsia" w:ascii="Times New Roman" w:hAnsi="Times New Roman" w:eastAsia="FangSong" w:cs="Times New Roman"/>
+        </w:rPr>
+        <w:t>的答案呈现形式</w:t>
+      </w:r>
+      <w:r>
+        <w:rPr>
+          <w:rFonts w:hint="eastAsia" w:ascii="Times New Roman" w:hAnsi="Times New Roman" w:eastAsia="Times New Roman" w:cs="Times New Roman"/>
+        </w:rPr>
+        <w:t>。</w:t>
       </w:r>
     </w:p>
     <w:p>

--- a/00-首页/题组Word/习题书/第二篇-结构化学/第二篇-结构化学-99-综合题-教师版.docx
+++ b/00-首页/题组Word/习题书/第二篇-结构化学/第二篇-结构化学-99-综合题-教师版.docx
@@ -2142,10 +2142,6 @@
     <w:p>
       <w:pPr>
         <w:pStyle w:val="Compact"/>
-        <w:numPr>
-          <w:ilvl w:val="0"/>
-          <w:numId w:val="1003"/>
-        </w:numPr>
       </w:pPr>
       <w:r>
         <w:rPr>
@@ -3660,6 +3656,8 @@
     <w:p>
       <w:pPr>
         <w:pStyle w:val="BodyText"/>
+        <w:ind w:left="480" w:hanging="480"/>
+        <w:spacing w:after="0"/>
       </w:pPr>
       <w:r>
         <w:rPr>
@@ -3705,6 +3703,13 @@
         </w:rPr>
         <w:t xml:space="preserve"> </w:t>
       </w:r>
+    </w:p>
+    <w:p>
+      <w:pPr>
+        <w:pStyle w:val="BodyText"/>
+        <w:ind w:left="480" w:hanging="480"/>
+        <w:spacing w:before="0" w:after="0"/>
+      </w:pPr>
       <w:r>
         <w:rPr>
           <w:rFonts w:ascii="Times New Roman" w:hAnsi="Times New Roman" w:eastAsia="Times New Roman" w:cs="Times New Roman"/>
@@ -3739,7 +3744,20 @@
         <w:rPr>
           <w:rFonts w:ascii="Times New Roman" w:hAnsi="Times New Roman" w:eastAsia="Times New Roman" w:cs="Times New Roman"/>
         </w:rPr>
-        <w:t xml:space="preserve"> B. </w:t>
+        <w:t xml:space="preserve"> </w:t>
+      </w:r>
+    </w:p>
+    <w:p>
+      <w:pPr>
+        <w:pStyle w:val="BodyText"/>
+        <w:ind w:left="480" w:hanging="480"/>
+        <w:spacing w:before="0" w:after="0"/>
+      </w:pPr>
+      <w:r>
+        <w:rPr>
+          <w:rFonts w:ascii="Times New Roman" w:hAnsi="Times New Roman" w:eastAsia="Times New Roman" w:cs="Times New Roman"/>
+        </w:rPr>
+        <w:t xml:space="preserve">B. </w:t>
       </w:r>
       <w:r>
         <w:rPr>
@@ -3769,7 +3787,20 @@
         <w:rPr>
           <w:rFonts w:ascii="Times New Roman" w:hAnsi="Times New Roman" w:eastAsia="Times New Roman" w:cs="Times New Roman"/>
         </w:rPr>
-        <w:t xml:space="preserve"> C. </w:t>
+        <w:t xml:space="preserve"> </w:t>
+      </w:r>
+    </w:p>
+    <w:p>
+      <w:pPr>
+        <w:pStyle w:val="BodyText"/>
+        <w:ind w:left="480" w:hanging="480"/>
+        <w:spacing w:before="0" w:after="0"/>
+      </w:pPr>
+      <w:r>
+        <w:rPr>
+          <w:rFonts w:ascii="Times New Roman" w:hAnsi="Times New Roman" w:eastAsia="Times New Roman" w:cs="Times New Roman"/>
+        </w:rPr>
+        <w:t xml:space="preserve">C. </w:t>
       </w:r>
       <w:r>
         <w:rPr>
@@ -3799,7 +3830,20 @@
         <w:rPr>
           <w:rFonts w:ascii="Times New Roman" w:hAnsi="Times New Roman" w:eastAsia="Times New Roman" w:cs="Times New Roman"/>
         </w:rPr>
-        <w:t xml:space="preserve"> D. </w:t>
+        <w:t xml:space="preserve"> </w:t>
+      </w:r>
+    </w:p>
+    <w:p>
+      <w:pPr>
+        <w:pStyle w:val="BodyText"/>
+        <w:ind w:left="480" w:hanging="480"/>
+        <w:spacing w:before="0" w:after="180"/>
+      </w:pPr>
+      <w:r>
+        <w:rPr>
+          <w:rFonts w:ascii="Times New Roman" w:hAnsi="Times New Roman" w:eastAsia="Times New Roman" w:cs="Times New Roman"/>
+        </w:rPr>
+        <w:t xml:space="preserve">D. </w:t>
       </w:r>
       <w:r>
         <w:rPr>
@@ -6337,7 +6381,7 @@
         </w:rPr>
         <w:drawing>
           <wp:inline>
-            <wp:extent cx="2514600" cy="1778000"/>
+            <wp:extent cx="2514600" cy="1765570"/>
             <wp:effectExtent b="0" l="0" r="0" t="0"/>
             <wp:docPr descr="" title="" id="16" name="Picture"/>
             <a:graphic>
@@ -6358,7 +6402,7 @@
                   <pic:spPr bwMode="auto">
                     <a:xfrm>
                       <a:off x="0" y="0"/>
-                      <a:ext cx="2514600" cy="1778000"/>
+                      <a:ext cx="2514600" cy="1765570"/>
                     </a:xfrm>
                     <a:prstGeom prst="rect">
                       <a:avLst/>
@@ -6447,7 +6491,7 @@
         </w:rPr>
         <w:drawing>
           <wp:inline>
-            <wp:extent cx="1917700" cy="2235200"/>
+            <wp:extent cx="1917700" cy="2187980"/>
             <wp:effectExtent b="0" l="0" r="0" t="0"/>
             <wp:docPr descr="" title="" id="22" name="Picture"/>
             <a:graphic>
@@ -6468,7 +6512,7 @@
                   <pic:spPr bwMode="auto">
                     <a:xfrm>
                       <a:off x="0" y="0"/>
-                      <a:ext cx="1917700" cy="2235200"/>
+                      <a:ext cx="1917700" cy="2187980"/>
                     </a:xfrm>
                     <a:prstGeom prst="rect">
                       <a:avLst/>
@@ -6499,7 +6543,7 @@
         </w:rPr>
         <w:drawing>
           <wp:inline>
-            <wp:extent cx="2628900" cy="1816100"/>
+            <wp:extent cx="2628900" cy="1726442"/>
             <wp:effectExtent b="0" l="0" r="0" t="0"/>
             <wp:docPr descr="" title="" id="25" name="Picture"/>
             <a:graphic>
@@ -6520,7 +6564,7 @@
                   <pic:spPr bwMode="auto">
                     <a:xfrm>
                       <a:off x="0" y="0"/>
-                      <a:ext cx="2628900" cy="1816100"/>
+                      <a:ext cx="2628900" cy="1726442"/>
                     </a:xfrm>
                     <a:prstGeom prst="rect">
                       <a:avLst/>
@@ -6615,7 +6659,7 @@
         </w:rPr>
         <w:drawing>
           <wp:inline>
-            <wp:extent cx="3600000" cy="1071803"/>
+            <wp:extent cx="3593692" cy="1071803"/>
             <wp:effectExtent b="0" l="0" r="0" t="0"/>
             <wp:docPr descr="" title="" id="28" name="Picture"/>
             <a:graphic>
@@ -6636,7 +6680,7 @@
                   <pic:spPr bwMode="auto">
                     <a:xfrm>
                       <a:off x="0" y="0"/>
-                      <a:ext cx="3600000" cy="1071803"/>
+                      <a:ext cx="3593692" cy="1071803"/>
                     </a:xfrm>
                     <a:prstGeom prst="rect">
                       <a:avLst/>
@@ -7782,7 +7826,7 @@
         </w:rPr>
         <w:drawing>
           <wp:inline>
-            <wp:extent cx="3600000" cy="906733"/>
+            <wp:extent cx="3600000" cy="879800"/>
             <wp:effectExtent b="0" l="0" r="0" t="0"/>
             <wp:docPr descr="" title="" id="32" name="Picture"/>
             <a:graphic>
@@ -7803,7 +7847,7 @@
                   <pic:spPr bwMode="auto">
                     <a:xfrm>
                       <a:off x="0" y="0"/>
-                      <a:ext cx="3600000" cy="906733"/>
+                      <a:ext cx="3600000" cy="879800"/>
                     </a:xfrm>
                     <a:prstGeom prst="rect">
                       <a:avLst/>
@@ -8973,7 +9017,7 @@
         </w:rPr>
         <w:drawing>
           <wp:inline>
-            <wp:extent cx="2311400" cy="1066800"/>
+            <wp:extent cx="2235200" cy="1066800"/>
             <wp:effectExtent b="0" l="0" r="0" t="0"/>
             <wp:docPr descr="" title="" id="41" name="Picture"/>
             <a:graphic>
@@ -8994,7 +9038,7 @@
                   <pic:spPr bwMode="auto">
                     <a:xfrm>
                       <a:off x="0" y="0"/>
-                      <a:ext cx="2311400" cy="1066800"/>
+                      <a:ext cx="2235200" cy="1066800"/>
                     </a:xfrm>
                     <a:prstGeom prst="rect">
                       <a:avLst/>
@@ -9339,7 +9383,7 @@
         </w:rPr>
         <w:drawing>
           <wp:inline>
-            <wp:extent cx="1778000" cy="1003300"/>
+            <wp:extent cx="1778000" cy="983288"/>
             <wp:effectExtent b="0" l="0" r="0" t="0"/>
             <wp:docPr descr="" title="" id="44" name="Picture"/>
             <a:graphic>
@@ -9360,7 +9404,7 @@
                   <pic:spPr bwMode="auto">
                     <a:xfrm>
                       <a:off x="0" y="0"/>
-                      <a:ext cx="1778000" cy="1003300"/>
+                      <a:ext cx="1778000" cy="983288"/>
                     </a:xfrm>
                     <a:prstGeom prst="rect">
                       <a:avLst/>
@@ -9402,7 +9446,7 @@
         </w:rPr>
         <w:drawing>
           <wp:inline>
-            <wp:extent cx="2336800" cy="1066800"/>
+            <wp:extent cx="2336800" cy="990600"/>
             <wp:effectExtent b="0" l="0" r="0" t="0"/>
             <wp:docPr descr="" title="" id="47" name="Picture"/>
             <a:graphic>
@@ -9423,7 +9467,7 @@
                   <pic:spPr bwMode="auto">
                     <a:xfrm>
                       <a:off x="0" y="0"/>
-                      <a:ext cx="2336800" cy="1066800"/>
+                      <a:ext cx="2336800" cy="990600"/>
                     </a:xfrm>
                     <a:prstGeom prst="rect">
                       <a:avLst/>
@@ -9465,7 +9509,7 @@
         </w:rPr>
         <w:drawing>
           <wp:inline>
-            <wp:extent cx="2374900" cy="1066800"/>
+            <wp:extent cx="2374900" cy="983158"/>
             <wp:effectExtent b="0" l="0" r="0" t="0"/>
             <wp:docPr descr="" title="" id="50" name="Picture"/>
             <a:graphic>
@@ -9486,7 +9530,7 @@
                   <pic:spPr bwMode="auto">
                     <a:xfrm>
                       <a:off x="0" y="0"/>
-                      <a:ext cx="2374900" cy="1066800"/>
+                      <a:ext cx="2374900" cy="983158"/>
                     </a:xfrm>
                     <a:prstGeom prst="rect">
                       <a:avLst/>
@@ -13183,7 +13227,7 @@
         </w:rPr>
         <w:drawing>
           <wp:inline>
-            <wp:extent cx="3600000" cy="2275862"/>
+            <wp:extent cx="3558621" cy="2275862"/>
             <wp:effectExtent b="0" l="0" r="0" t="0"/>
             <wp:docPr descr="" title="" id="59" name="Picture"/>
             <a:graphic>
@@ -13204,7 +13248,7 @@
                   <pic:spPr bwMode="auto">
                     <a:xfrm>
                       <a:off x="0" y="0"/>
-                      <a:ext cx="3600000" cy="2275862"/>
+                      <a:ext cx="3558621" cy="2275862"/>
                     </a:xfrm>
                     <a:prstGeom prst="rect">
                       <a:avLst/>
@@ -15118,7 +15162,7 @@
         </w:rPr>
         <w:drawing>
           <wp:inline>
-            <wp:extent cx="3600000" cy="1066666"/>
+            <wp:extent cx="3599998" cy="1066666"/>
             <wp:effectExtent b="0" l="0" r="0" t="0"/>
             <wp:docPr descr="" title="" id="63" name="Picture"/>
             <a:graphic>
@@ -15139,7 +15183,7 @@
                   <pic:spPr bwMode="auto">
                     <a:xfrm>
                       <a:off x="0" y="0"/>
-                      <a:ext cx="3600000" cy="1066666"/>
+                      <a:ext cx="3599998" cy="1066666"/>
                     </a:xfrm>
                     <a:prstGeom prst="rect">
                       <a:avLst/>
@@ -16783,6 +16827,8 @@
     <w:p>
       <w:pPr>
         <w:pStyle w:val="BodyText"/>
+        <w:ind w:left="480" w:hanging="480"/>
+        <w:spacing w:after="0"/>
       </w:pPr>
       <w:r>
         <w:rPr>
@@ -16845,7 +16891,20 @@
         <w:rPr>
           <w:rFonts w:ascii="Times New Roman" w:hAnsi="Times New Roman" w:eastAsia="Times New Roman" w:cs="Times New Roman"/>
         </w:rPr>
-        <w:t xml:space="preserve">　B.</w:t>
+        <w:t xml:space="preserve">　</w:t>
+      </w:r>
+    </w:p>
+    <w:p>
+      <w:pPr>
+        <w:pStyle w:val="BodyText"/>
+        <w:ind w:left="480" w:hanging="480"/>
+        <w:spacing w:before="0" w:after="0"/>
+      </w:pPr>
+      <w:r>
+        <w:rPr>
+          <w:rFonts w:ascii="Times New Roman" w:hAnsi="Times New Roman" w:eastAsia="Times New Roman" w:cs="Times New Roman"/>
+        </w:rPr>
+        <w:t xml:space="preserve">B.</w:t>
       </w:r>
       <w:r>
         <w:rPr>
@@ -16902,7 +16961,20 @@
         <w:rPr>
           <w:rFonts w:ascii="Times New Roman" w:hAnsi="Times New Roman" w:eastAsia="Times New Roman" w:cs="Times New Roman"/>
         </w:rPr>
-        <w:t xml:space="preserve">　C.</w:t>
+        <w:t xml:space="preserve">　</w:t>
+      </w:r>
+    </w:p>
+    <w:p>
+      <w:pPr>
+        <w:pStyle w:val="BodyText"/>
+        <w:ind w:left="480" w:hanging="480"/>
+        <w:spacing w:before="0" w:after="0"/>
+      </w:pPr>
+      <w:r>
+        <w:rPr>
+          <w:rFonts w:ascii="Times New Roman" w:hAnsi="Times New Roman" w:eastAsia="Times New Roman" w:cs="Times New Roman"/>
+        </w:rPr>
+        <w:t xml:space="preserve">C.</w:t>
       </w:r>
       <w:r>
         <w:rPr>
@@ -16959,7 +17031,20 @@
         <w:rPr>
           <w:rFonts w:ascii="Times New Roman" w:hAnsi="Times New Roman" w:eastAsia="Times New Roman" w:cs="Times New Roman"/>
         </w:rPr>
-        <w:t xml:space="preserve">　D.</w:t>
+        <w:t xml:space="preserve">　</w:t>
+      </w:r>
+    </w:p>
+    <w:p>
+      <w:pPr>
+        <w:pStyle w:val="BodyText"/>
+        <w:ind w:left="480" w:hanging="480"/>
+        <w:spacing w:before="0" w:after="180"/>
+      </w:pPr>
+      <w:r>
+        <w:rPr>
+          <w:rFonts w:ascii="Times New Roman" w:hAnsi="Times New Roman" w:eastAsia="Times New Roman" w:cs="Times New Roman"/>
+        </w:rPr>
+        <w:t xml:space="preserve">D.</w:t>
       </w:r>
       <w:r>
         <w:rPr>
@@ -19037,7 +19122,7 @@
         </w:rPr>
         <w:drawing>
           <wp:inline>
-            <wp:extent cx="3149600" cy="2298700"/>
+            <wp:extent cx="3149600" cy="2290618"/>
             <wp:effectExtent b="0" l="0" r="0" t="0"/>
             <wp:docPr descr="" title="" id="68" name="Picture"/>
             <a:graphic>
@@ -19058,7 +19143,7 @@
                   <pic:spPr bwMode="auto">
                     <a:xfrm>
                       <a:off x="0" y="0"/>
-                      <a:ext cx="3149600" cy="2298700"/>
+                      <a:ext cx="3149600" cy="2290618"/>
                     </a:xfrm>
                     <a:prstGeom prst="rect">
                       <a:avLst/>
@@ -19650,7 +19735,7 @@
         </w:rPr>
         <w:drawing>
           <wp:inline>
-            <wp:extent cx="3240000" cy="2802413"/>
+            <wp:extent cx="3239999" cy="2802413"/>
             <wp:effectExtent b="0" l="0" r="0" t="0"/>
             <wp:docPr descr="" title="" id="72" name="Picture"/>
             <a:graphic>
@@ -19671,7 +19756,7 @@
                   <pic:spPr bwMode="auto">
                     <a:xfrm>
                       <a:off x="0" y="0"/>
-                      <a:ext cx="3240000" cy="2802413"/>
+                      <a:ext cx="3239999" cy="2802413"/>
                     </a:xfrm>
                     <a:prstGeom prst="rect">
                       <a:avLst/>
@@ -29187,7 +29272,7 @@
         </w:rPr>
         <w:drawing>
           <wp:inline>
-            <wp:extent cx="2413000" cy="2120900"/>
+            <wp:extent cx="2413000" cy="2088672"/>
             <wp:effectExtent b="0" l="0" r="0" t="0"/>
             <wp:docPr descr="" title="" id="89" name="Picture"/>
             <a:graphic>
@@ -29208,7 +29293,7 @@
                   <pic:spPr bwMode="auto">
                     <a:xfrm>
                       <a:off x="0" y="0"/>
-                      <a:ext cx="2413000" cy="2120900"/>
+                      <a:ext cx="2413000" cy="2088672"/>
                     </a:xfrm>
                     <a:prstGeom prst="rect">
                       <a:avLst/>
@@ -29952,7 +30037,7 @@
         </w:rPr>
         <w:drawing>
           <wp:inline>
-            <wp:extent cx="3600000" cy="2314960"/>
+            <wp:extent cx="3600000" cy="2304762"/>
             <wp:effectExtent b="0" l="0" r="0" t="0"/>
             <wp:docPr descr="" title="" id="92" name="Picture"/>
             <a:graphic>
@@ -29973,7 +30058,7 @@
                   <pic:spPr bwMode="auto">
                     <a:xfrm>
                       <a:off x="0" y="0"/>
-                      <a:ext cx="3600000" cy="2314960"/>
+                      <a:ext cx="3600000" cy="2304762"/>
                     </a:xfrm>
                     <a:prstGeom prst="rect">
                       <a:avLst/>

--- a/00-首页/题组Word/习题书/第二篇-结构化学/第二篇-结构化学-99-综合题-教师版.docx
+++ b/00-首页/题组Word/习题书/第二篇-结构化学/第二篇-结构化学-99-综合题-教师版.docx
@@ -3656,8 +3656,8 @@
     <w:p>
       <w:pPr>
         <w:pStyle w:val="BodyText"/>
+        <w:spacing w:before="0" w:after="0"/>
         <w:ind w:left="480" w:hanging="480"/>
-        <w:spacing w:after="0"/>
       </w:pPr>
       <w:r>
         <w:rPr>
@@ -3707,8 +3707,8 @@
     <w:p>
       <w:pPr>
         <w:pStyle w:val="BodyText"/>
+        <w:spacing w:before="0" w:after="0"/>
         <w:ind w:left="480" w:hanging="480"/>
-        <w:spacing w:before="0" w:after="0"/>
       </w:pPr>
       <w:r>
         <w:rPr>
@@ -3750,8 +3750,8 @@
     <w:p>
       <w:pPr>
         <w:pStyle w:val="BodyText"/>
+        <w:spacing w:before="0" w:after="0"/>
         <w:ind w:left="480" w:hanging="480"/>
-        <w:spacing w:before="0" w:after="0"/>
       </w:pPr>
       <w:r>
         <w:rPr>
@@ -3793,8 +3793,8 @@
     <w:p>
       <w:pPr>
         <w:pStyle w:val="BodyText"/>
+        <w:spacing w:before="0" w:after="0"/>
         <w:ind w:left="480" w:hanging="480"/>
-        <w:spacing w:before="0" w:after="0"/>
       </w:pPr>
       <w:r>
         <w:rPr>
@@ -3836,8 +3836,8 @@
     <w:p>
       <w:pPr>
         <w:pStyle w:val="BodyText"/>
+        <w:spacing w:before="0" w:after="0"/>
         <w:ind w:left="480" w:hanging="480"/>
-        <w:spacing w:before="0" w:after="180"/>
       </w:pPr>
       <w:r>
         <w:rPr>
@@ -3919,6 +3919,14 @@
         <w:tblStyle w:val="Table"/>
         <w:tblW w:type="pct" w:w="5000"/>
         <w:tblLayout w:type="fixed"/>
+        <w:tblBorders>
+          <w:top w:val="single" w:sz="12" w:space="0" w:color="000000"/>
+          <w:left w:val="none" w:sz="0" w:space="0" w:color="auto"/>
+          <w:bottom w:val="single" w:sz="12" w:space="0" w:color="000000"/>
+          <w:right w:val="none" w:sz="0" w:space="0" w:color="auto"/>
+          <w:insideH w:val="none" w:sz="0" w:space="0" w:color="auto"/>
+          <w:insideV w:val="none" w:sz="0" w:space="0" w:color="auto"/>
+        </w:tblBorders>
         <w:tblLook w:firstRow="1" w:lastRow="0" w:firstColumn="0" w:lastColumn="0" w:noHBand="0" w:noVBand="0" w:val="0020"/>
       </w:tblPr>
       <w:tblGrid>
@@ -3941,7 +3949,11 @@
           <w:tblHeader w:val="on"/>
         </w:trPr>
         <w:tc>
-          <w:tcPr/>
+          <w:tcPr>
+            <w:tcBorders>
+              <w:bottom w:val="single" w:sz="8" w:space="0" w:color="000000"/>
+            </w:tcBorders>
+          </w:tcPr>
           <w:p>
             <w:pPr>
               <w:pStyle w:val="Compact"/>
@@ -3957,7 +3969,11 @@
           </w:p>
         </w:tc>
         <w:tc>
-          <w:tcPr/>
+          <w:tcPr>
+            <w:tcBorders>
+              <w:bottom w:val="single" w:sz="8" w:space="0" w:color="000000"/>
+            </w:tcBorders>
+          </w:tcPr>
           <w:p>
             <w:pPr>
               <w:pStyle w:val="Compact"/>
@@ -3973,7 +3989,11 @@
           </w:p>
         </w:tc>
         <w:tc>
-          <w:tcPr/>
+          <w:tcPr>
+            <w:tcBorders>
+              <w:bottom w:val="single" w:sz="8" w:space="0" w:color="000000"/>
+            </w:tcBorders>
+          </w:tcPr>
           <w:p>
             <w:pPr>
               <w:pStyle w:val="Compact"/>
@@ -3989,7 +4009,11 @@
           </w:p>
         </w:tc>
         <w:tc>
-          <w:tcPr/>
+          <w:tcPr>
+            <w:tcBorders>
+              <w:bottom w:val="single" w:sz="8" w:space="0" w:color="000000"/>
+            </w:tcBorders>
+          </w:tcPr>
           <w:p>
             <w:pPr>
               <w:pStyle w:val="Compact"/>
@@ -4005,7 +4029,11 @@
           </w:p>
         </w:tc>
         <w:tc>
-          <w:tcPr/>
+          <w:tcPr>
+            <w:tcBorders>
+              <w:bottom w:val="single" w:sz="8" w:space="0" w:color="000000"/>
+            </w:tcBorders>
+          </w:tcPr>
           <w:p>
             <w:pPr>
               <w:pStyle w:val="Compact"/>
@@ -4021,7 +4049,11 @@
           </w:p>
         </w:tc>
         <w:tc>
-          <w:tcPr/>
+          <w:tcPr>
+            <w:tcBorders>
+              <w:bottom w:val="single" w:sz="8" w:space="0" w:color="000000"/>
+            </w:tcBorders>
+          </w:tcPr>
           <w:p>
             <w:pPr>
               <w:pStyle w:val="Compact"/>
@@ -4037,7 +4069,11 @@
           </w:p>
         </w:tc>
         <w:tc>
-          <w:tcPr/>
+          <w:tcPr>
+            <w:tcBorders>
+              <w:bottom w:val="single" w:sz="8" w:space="0" w:color="000000"/>
+            </w:tcBorders>
+          </w:tcPr>
           <w:p>
             <w:pPr>
               <w:pStyle w:val="Compact"/>
@@ -4053,7 +4089,11 @@
           </w:p>
         </w:tc>
         <w:tc>
-          <w:tcPr/>
+          <w:tcPr>
+            <w:tcBorders>
+              <w:bottom w:val="single" w:sz="8" w:space="0" w:color="000000"/>
+            </w:tcBorders>
+          </w:tcPr>
           <w:p>
             <w:pPr>
               <w:pStyle w:val="Compact"/>
@@ -4069,7 +4109,11 @@
           </w:p>
         </w:tc>
         <w:tc>
-          <w:tcPr/>
+          <w:tcPr>
+            <w:tcBorders>
+              <w:bottom w:val="single" w:sz="8" w:space="0" w:color="000000"/>
+            </w:tcBorders>
+          </w:tcPr>
           <w:p>
             <w:pPr>
               <w:pStyle w:val="Compact"/>
@@ -4085,7 +4129,11 @@
           </w:p>
         </w:tc>
         <w:tc>
-          <w:tcPr/>
+          <w:tcPr>
+            <w:tcBorders>
+              <w:bottom w:val="single" w:sz="8" w:space="0" w:color="000000"/>
+            </w:tcBorders>
+          </w:tcPr>
           <w:p>
             <w:pPr>
               <w:pStyle w:val="Compact"/>
@@ -4101,7 +4149,11 @@
           </w:p>
         </w:tc>
         <w:tc>
-          <w:tcPr/>
+          <w:tcPr>
+            <w:tcBorders>
+              <w:bottom w:val="single" w:sz="8" w:space="0" w:color="000000"/>
+            </w:tcBorders>
+          </w:tcPr>
           <w:p>
             <w:pPr>
               <w:pStyle w:val="Compact"/>
@@ -4117,7 +4169,11 @@
           </w:p>
         </w:tc>
         <w:tc>
-          <w:tcPr/>
+          <w:tcPr>
+            <w:tcBorders>
+              <w:bottom w:val="single" w:sz="8" w:space="0" w:color="000000"/>
+            </w:tcBorders>
+          </w:tcPr>
           <w:p>
             <w:pPr>
               <w:pStyle w:val="Compact"/>
@@ -4133,7 +4189,11 @@
           </w:p>
         </w:tc>
         <w:tc>
-          <w:tcPr/>
+          <w:tcPr>
+            <w:tcBorders>
+              <w:bottom w:val="single" w:sz="8" w:space="0" w:color="000000"/>
+            </w:tcBorders>
+          </w:tcPr>
           <w:p>
             <w:pPr>
               <w:pStyle w:val="Compact"/>
@@ -6942,6 +7002,14 @@
       <w:tblPr>
         <w:tblStyle w:val="Table"/>
         <w:tblW w:type="auto" w:w="0"/>
+        <w:tblBorders>
+          <w:top w:val="single" w:sz="12" w:space="0" w:color="000000"/>
+          <w:left w:val="none" w:sz="0" w:space="0" w:color="auto"/>
+          <w:bottom w:val="single" w:sz="12" w:space="0" w:color="000000"/>
+          <w:right w:val="none" w:sz="0" w:space="0" w:color="auto"/>
+          <w:insideH w:val="none" w:sz="0" w:space="0" w:color="auto"/>
+          <w:insideV w:val="none" w:sz="0" w:space="0" w:color="auto"/>
+        </w:tblBorders>
         <w:tblLook w:firstRow="1" w:lastRow="0" w:firstColumn="0" w:lastColumn="0" w:noHBand="0" w:noVBand="0" w:val="0020"/>
       </w:tblPr>
       <w:tblGrid>
@@ -6954,7 +7022,11 @@
           <w:tblHeader w:val="on"/>
         </w:trPr>
         <w:tc>
-          <w:tcPr/>
+          <w:tcPr>
+            <w:tcBorders>
+              <w:bottom w:val="single" w:sz="8" w:space="0" w:color="000000"/>
+            </w:tcBorders>
+          </w:tcPr>
           <w:p>
             <w:pPr>
               <w:pStyle w:val="Compact"/>
@@ -6970,7 +7042,11 @@
           </w:p>
         </w:tc>
         <w:tc>
-          <w:tcPr/>
+          <w:tcPr>
+            <w:tcBorders>
+              <w:bottom w:val="single" w:sz="8" w:space="0" w:color="000000"/>
+            </w:tcBorders>
+          </w:tcPr>
           <w:p>
             <w:pPr>
               <w:pStyle w:val="Compact"/>
@@ -6993,7 +7069,11 @@
           </w:p>
         </w:tc>
         <w:tc>
-          <w:tcPr/>
+          <w:tcPr>
+            <w:tcBorders>
+              <w:bottom w:val="single" w:sz="8" w:space="0" w:color="000000"/>
+            </w:tcBorders>
+          </w:tcPr>
           <w:p>
             <w:pPr>
               <w:pStyle w:val="Compact"/>
@@ -15205,6 +15285,7 @@
     <w:p>
       <w:pPr>
         <w:pStyle w:val="BodyText"/>
+        <w:spacing w:before="0" w:after="0"/>
       </w:pPr>
       <w:r>
         <w:rPr>
@@ -15222,6 +15303,7 @@
     <w:p>
       <w:pPr>
         <w:pStyle w:val="BodyText"/>
+        <w:spacing w:before="0" w:after="0"/>
       </w:pPr>
       <w:r>
         <w:rPr>
@@ -15504,6 +15586,7 @@
     <w:p>
       <w:pPr>
         <w:pStyle w:val="BodyText"/>
+        <w:spacing w:before="0" w:after="0"/>
       </w:pPr>
       <w:r>
         <w:rPr>
@@ -15565,6 +15648,7 @@
     <w:p>
       <w:pPr>
         <w:pStyle w:val="BodyText"/>
+        <w:spacing w:before="0" w:after="0"/>
       </w:pPr>
       <w:r>
         <w:rPr>
@@ -16827,8 +16911,8 @@
     <w:p>
       <w:pPr>
         <w:pStyle w:val="BodyText"/>
+        <w:spacing w:before="0" w:after="0"/>
         <w:ind w:left="480" w:hanging="480"/>
-        <w:spacing w:after="0"/>
       </w:pPr>
       <w:r>
         <w:rPr>
@@ -16897,8 +16981,8 @@
     <w:p>
       <w:pPr>
         <w:pStyle w:val="BodyText"/>
+        <w:spacing w:before="0" w:after="0"/>
         <w:ind w:left="480" w:hanging="480"/>
-        <w:spacing w:before="0" w:after="0"/>
       </w:pPr>
       <w:r>
         <w:rPr>
@@ -16967,8 +17051,8 @@
     <w:p>
       <w:pPr>
         <w:pStyle w:val="BodyText"/>
+        <w:spacing w:before="0" w:after="0"/>
         <w:ind w:left="480" w:hanging="480"/>
-        <w:spacing w:before="0" w:after="0"/>
       </w:pPr>
       <w:r>
         <w:rPr>
@@ -17037,8 +17121,8 @@
     <w:p>
       <w:pPr>
         <w:pStyle w:val="BodyText"/>
+        <w:spacing w:before="0" w:after="0"/>
         <w:ind w:left="480" w:hanging="480"/>
-        <w:spacing w:before="0" w:after="180"/>
       </w:pPr>
       <w:r>
         <w:rPr>
@@ -19553,6 +19637,7 @@
     <w:p>
       <w:pPr>
         <w:pStyle w:val="BodyText"/>
+        <w:spacing w:before="0" w:after="0"/>
       </w:pPr>
       <w:r>
         <w:rPr>
@@ -19614,6 +19699,7 @@
     <w:p>
       <w:pPr>
         <w:pStyle w:val="BodyText"/>
+        <w:spacing w:before="0" w:after="0"/>
       </w:pPr>
       <w:r>
         <w:rPr>
@@ -19643,6 +19729,7 @@
     <w:p>
       <w:pPr>
         <w:pStyle w:val="BodyText"/>
+        <w:spacing w:before="0" w:after="0"/>
       </w:pPr>
       <w:r>
         <w:rPr>
@@ -19660,6 +19747,7 @@
     <w:p>
       <w:pPr>
         <w:pStyle w:val="BodyText"/>
+        <w:spacing w:before="0" w:after="0"/>
       </w:pPr>
       <w:r>
         <w:rPr>
@@ -28652,6 +28740,7 @@
     <w:p>
       <w:pPr>
         <w:pStyle w:val="FirstParagraph"/>
+        <w:spacing w:before="0" w:after="0"/>
       </w:pPr>
       <w:r>
         <w:rPr>
@@ -28754,6 +28843,7 @@
     <w:p>
       <w:pPr>
         <w:pStyle w:val="BodyText"/>
+        <w:spacing w:before="0" w:after="0"/>
       </w:pPr>
       <w:r>
         <w:rPr>
@@ -28818,6 +28908,7 @@
     <w:p>
       <w:pPr>
         <w:pStyle w:val="BodyText"/>
+        <w:spacing w:before="0" w:after="0"/>
       </w:pPr>
       <w:r>
         <w:rPr>
@@ -28859,6 +28950,7 @@
     <w:p>
       <w:pPr>
         <w:pStyle w:val="BodyText"/>
+        <w:spacing w:before="0" w:after="0"/>
       </w:pPr>
       <w:r>
         <w:rPr>
@@ -29625,6 +29717,14 @@
       <w:tblPr>
         <w:tblStyle w:val="Table"/>
         <w:tblW w:type="auto" w:w="0"/>
+        <w:tblBorders>
+          <w:top w:val="single" w:sz="12" w:space="0" w:color="000000"/>
+          <w:left w:val="none" w:sz="0" w:space="0" w:color="auto"/>
+          <w:bottom w:val="single" w:sz="12" w:space="0" w:color="000000"/>
+          <w:right w:val="none" w:sz="0" w:space="0" w:color="auto"/>
+          <w:insideH w:val="none" w:sz="0" w:space="0" w:color="auto"/>
+          <w:insideV w:val="none" w:sz="0" w:space="0" w:color="auto"/>
+        </w:tblBorders>
         <w:tblLook w:firstRow="1" w:lastRow="0" w:firstColumn="0" w:lastColumn="0" w:noHBand="0" w:noVBand="0" w:val="0020"/>
       </w:tblPr>
       <w:tblGrid>
@@ -29637,7 +29737,11 @@
           <w:tblHeader w:val="on"/>
         </w:trPr>
         <w:tc>
-          <w:tcPr/>
+          <w:tcPr>
+            <w:tcBorders>
+              <w:bottom w:val="single" w:sz="8" w:space="0" w:color="000000"/>
+            </w:tcBorders>
+          </w:tcPr>
           <w:p>
             <w:pPr>
               <w:pStyle w:val="Compact"/>
@@ -29668,7 +29772,11 @@
           </w:p>
         </w:tc>
         <w:tc>
-          <w:tcPr/>
+          <w:tcPr>
+            <w:tcBorders>
+              <w:bottom w:val="single" w:sz="8" w:space="0" w:color="000000"/>
+            </w:tcBorders>
+          </w:tcPr>
           <w:p>
             <w:pPr>
               <w:pStyle w:val="Compact"/>
@@ -29698,7 +29806,11 @@
           </w:p>
         </w:tc>
         <w:tc>
-          <w:tcPr/>
+          <w:tcPr>
+            <w:tcBorders>
+              <w:bottom w:val="single" w:sz="8" w:space="0" w:color="000000"/>
+            </w:tcBorders>
+          </w:tcPr>
           <w:p>
             <w:pPr>
               <w:pStyle w:val="Compact"/>
@@ -32191,7 +32303,7 @@
     <ns0:rPr>
       <ns0:rFonts ns0:ascii="Times New Roman" ns0:cs="Times New Roman" ns0:eastAsia="SimHei" ns0:hAnsi="Times New Roman"/>
       <ns0:b/>
-      <ns0:color ns0:val="17324D"/>
+      <ns0:color ns0:val="000000"/>
       <ns0:sz ns0:val="44"/>
       <ns0:szCs ns0:val="56"/>
     </ns0:rPr>
@@ -32333,7 +32445,7 @@
     <ns0:rPr>
       <ns0:rFonts ns0:ascii="Times New Roman" ns0:cs="Times New Roman" ns0:eastAsia="SimHei" ns0:hAnsi="Times New Roman"/>
       <ns0:b/>
-      <ns0:color ns0:val="17324D"/>
+      <ns0:color ns0:val="000000"/>
       <ns0:sz ns0:val="32"/>
       <ns0:szCs ns0:val="40"/>
     </ns0:rPr>
@@ -32357,7 +32469,7 @@
     <ns0:rPr>
       <ns0:rFonts ns0:ascii="Times New Roman" ns0:cs="Times New Roman" ns0:eastAsia="SimHei" ns0:hAnsi="Times New Roman"/>
       <ns0:b/>
-      <ns0:color ns0:val="17324D"/>
+      <ns0:color ns0:val="000000"/>
       <ns0:sz ns0:val="28"/>
       <ns0:szCs ns0:val="32"/>
     </ns0:rPr>
@@ -32381,7 +32493,7 @@
     <ns0:rPr>
       <ns0:rFonts ns0:ascii="Times New Roman" ns0:cs="Times New Roman" ns0:eastAsia="SimHei" ns0:hAnsi="Times New Roman"/>
       <ns0:b/>
-      <ns0:color ns0:val="17324D"/>
+      <ns0:color ns0:val="000000"/>
       <ns0:sz ns0:val="25"/>
       <ns0:szCs ns0:val="28"/>
     </ns0:rPr>
